--- a/Openloop_Cali.docx
+++ b/Openloop_Cali.docx
@@ -122,6 +122,17 @@
                   </m:r>
                 </m:sup>
               </m:sSup>
+              <m:r>
+                <m:rPr>
+                  <m:sty m:val="bi"/>
+                </m:rPr>
+                <w:rPr>
+                  <w:rFonts w:ascii="Cambria Math" w:hAnsi="Cambria Math" w:cs="Times New Roman"/>
+                  <w:sz w:val="28"/>
+                  <w:szCs w:val="28"/>
+                </w:rPr>
+                <m:t>B</m:t>
+              </m:r>
               <m:ctrlPr>
                 <w:rPr>
                   <w:rFonts w:ascii="Cambria Math" w:hAnsi="Cambria Math" w:cs="Times New Roman"/>
@@ -290,17 +301,6 @@
               </m:ctrlPr>
             </m:den>
           </m:f>
-          <m:r>
-            <m:rPr>
-              <m:sty m:val="bi"/>
-            </m:rPr>
-            <w:rPr>
-              <w:rFonts w:ascii="Cambria Math" w:hAnsi="Cambria Math" w:cs="Times New Roman"/>
-              <w:sz w:val="28"/>
-              <w:szCs w:val="28"/>
-            </w:rPr>
-            <m:t>B</m:t>
-          </m:r>
         </m:oMath>
       </m:oMathPara>
     </w:p>
@@ -554,6 +554,17 @@
                   </m:sSup>
                 </m:e>
               </m:d>
+              <m:r>
+                <m:rPr>
+                  <m:sty m:val="bi"/>
+                </m:rPr>
+                <w:rPr>
+                  <w:rFonts w:ascii="Cambria Math" w:hAnsi="Cambria Math" w:cs="Times New Roman"/>
+                  <w:sz w:val="28"/>
+                  <w:szCs w:val="28"/>
+                </w:rPr>
+                <m:t>B</m:t>
+              </m:r>
               <m:ctrlPr>
                 <w:rPr>
                   <w:rFonts w:ascii="Cambria Math" w:hAnsi="Cambria Math" w:cs="Times New Roman"/>
@@ -654,17 +665,6 @@
               </m:ctrlPr>
             </m:den>
           </m:f>
-          <m:r>
-            <m:rPr>
-              <m:sty m:val="bi"/>
-            </m:rPr>
-            <w:rPr>
-              <w:rFonts w:ascii="Cambria Math" w:hAnsi="Cambria Math" w:cs="Times New Roman"/>
-              <w:sz w:val="28"/>
-              <w:szCs w:val="28"/>
-            </w:rPr>
-            <m:t>B</m:t>
-          </m:r>
         </m:oMath>
       </m:oMathPara>
     </w:p>
@@ -680,7 +680,7 @@
     <w:p>
       <w:pPr>
         <w:rPr>
-          <w:rFonts w:ascii="Times New Roman" w:hAnsi="Times New Roman" w:cs="Times New Roman"/>
+          <w:rFonts w:ascii="Times New Roman" w:hAnsi="Times New Roman" w:cs="Times New Roman" w:hint="eastAsia"/>
           <w:sz w:val="28"/>
           <w:szCs w:val="28"/>
         </w:rPr>
@@ -693,16 +693,12 @@
             </m:rPr>
             <w:rPr>
               <w:rFonts w:ascii="Cambria Math" w:hAnsi="Cambria Math" w:cs="Times New Roman"/>
-              <w:sz w:val="28"/>
-              <w:szCs w:val="28"/>
             </w:rPr>
             <m:t>B</m:t>
           </m:r>
           <m:r>
             <w:rPr>
               <w:rFonts w:ascii="Cambria Math" w:hAnsi="Cambria Math" w:cs="Times New Roman"/>
-              <w:sz w:val="28"/>
-              <w:szCs w:val="28"/>
             </w:rPr>
             <m:t>=</m:t>
           </m:r>
@@ -714,8 +710,6 @@
                 <w:rPr>
                   <w:rFonts w:ascii="Cambria Math" w:hAnsi="Cambria Math" w:cs="Times New Roman"/>
                   <w:i/>
-                  <w:sz w:val="28"/>
-                  <w:szCs w:val="28"/>
                 </w:rPr>
               </m:ctrlPr>
             </m:dPr>
@@ -733,8 +727,6 @@
                   <m:ctrlPr>
                     <w:rPr>
                       <w:rFonts w:ascii="Cambria Math" w:eastAsia="Cambria Math" w:hAnsi="Cambria Math" w:cs="Times New Roman"/>
-                      <w:sz w:val="28"/>
-                      <w:szCs w:val="28"/>
                     </w:rPr>
                   </m:ctrlPr>
                 </m:mPr>
@@ -743,8 +735,6 @@
                     <m:r>
                       <w:rPr>
                         <w:rFonts w:ascii="Cambria Math" w:hAnsi="Cambria Math" w:cs="Times New Roman"/>
-                        <w:sz w:val="28"/>
-                        <w:szCs w:val="28"/>
                       </w:rPr>
                       <m:t>0.2365</m:t>
                     </m:r>
@@ -752,17 +742,13 @@
                       <w:rPr>
                         <w:rFonts w:ascii="Cambria Math" w:hAnsi="Cambria Math" w:cs="Times New Roman"/>
                         <w:i/>
-                        <w:sz w:val="28"/>
-                        <w:szCs w:val="28"/>
-                      </w:rPr>
-                    </m:ctrlPr>
-                  </m:e>
-                  <m:e>
-                    <m:r>
-                      <w:rPr>
-                        <w:rFonts w:ascii="Cambria Math" w:hAnsi="Cambria Math" w:cs="Times New Roman"/>
-                        <w:sz w:val="28"/>
-                        <w:szCs w:val="28"/>
+                      </w:rPr>
+                    </m:ctrlPr>
+                  </m:e>
+                  <m:e>
+                    <m:r>
+                      <w:rPr>
+                        <w:rFonts w:ascii="Cambria Math" w:hAnsi="Cambria Math" w:cs="Times New Roman"/>
                       </w:rPr>
                       <m:t>-0.0064</m:t>
                     </m:r>
@@ -770,17 +756,13 @@
                       <w:rPr>
                         <w:rFonts w:ascii="Cambria Math" w:hAnsi="Cambria Math" w:cs="Times New Roman"/>
                         <w:i/>
-                        <w:sz w:val="28"/>
-                        <w:szCs w:val="28"/>
-                      </w:rPr>
-                    </m:ctrlPr>
-                  </m:e>
-                  <m:e>
-                    <m:r>
-                      <w:rPr>
-                        <w:rFonts w:ascii="Cambria Math" w:hAnsi="Cambria Math" w:cs="Times New Roman"/>
-                        <w:sz w:val="28"/>
-                        <w:szCs w:val="28"/>
+                      </w:rPr>
+                    </m:ctrlPr>
+                  </m:e>
+                  <m:e>
+                    <m:r>
+                      <w:rPr>
+                        <w:rFonts w:ascii="Cambria Math" w:hAnsi="Cambria Math" w:cs="Times New Roman"/>
                       </w:rPr>
                       <m:t>-0.0327</m:t>
                     </m:r>
@@ -788,17 +770,13 @@
                       <w:rPr>
                         <w:rFonts w:ascii="Cambria Math" w:hAnsi="Cambria Math" w:cs="Times New Roman"/>
                         <w:i/>
-                        <w:sz w:val="28"/>
-                        <w:szCs w:val="28"/>
-                      </w:rPr>
-                    </m:ctrlPr>
-                  </m:e>
-                  <m:e>
-                    <m:r>
-                      <w:rPr>
-                        <w:rFonts w:ascii="Cambria Math" w:hAnsi="Cambria Math" w:cs="Times New Roman"/>
-                        <w:sz w:val="28"/>
-                        <w:szCs w:val="28"/>
+                      </w:rPr>
+                    </m:ctrlPr>
+                  </m:e>
+                  <m:e>
+                    <m:r>
+                      <w:rPr>
+                        <w:rFonts w:ascii="Cambria Math" w:hAnsi="Cambria Math" w:cs="Times New Roman"/>
                       </w:rPr>
                       <m:t>-0.0344</m:t>
                     </m:r>
@@ -806,17 +784,13 @@
                       <w:rPr>
                         <w:rFonts w:ascii="Cambria Math" w:hAnsi="Cambria Math" w:cs="Times New Roman"/>
                         <w:i/>
-                        <w:sz w:val="28"/>
-                        <w:szCs w:val="28"/>
-                      </w:rPr>
-                    </m:ctrlPr>
-                  </m:e>
-                  <m:e>
-                    <m:r>
-                      <w:rPr>
-                        <w:rFonts w:ascii="Cambria Math" w:hAnsi="Cambria Math" w:cs="Times New Roman"/>
-                        <w:sz w:val="28"/>
-                        <w:szCs w:val="28"/>
+                      </w:rPr>
+                    </m:ctrlPr>
+                  </m:e>
+                  <m:e>
+                    <m:r>
+                      <w:rPr>
+                        <w:rFonts w:ascii="Cambria Math" w:hAnsi="Cambria Math" w:cs="Times New Roman"/>
                       </w:rPr>
                       <m:t>-0.0408</m:t>
                     </m:r>
@@ -824,17 +798,13 @@
                       <w:rPr>
                         <w:rFonts w:ascii="Cambria Math" w:hAnsi="Cambria Math" w:cs="Times New Roman"/>
                         <w:i/>
-                        <w:sz w:val="28"/>
-                        <w:szCs w:val="28"/>
-                      </w:rPr>
-                    </m:ctrlPr>
-                  </m:e>
-                  <m:e>
-                    <m:r>
-                      <w:rPr>
-                        <w:rFonts w:ascii="Cambria Math" w:hAnsi="Cambria Math" w:cs="Times New Roman"/>
-                        <w:sz w:val="28"/>
-                        <w:szCs w:val="28"/>
+                      </w:rPr>
+                    </m:ctrlPr>
+                  </m:e>
+                  <m:e>
+                    <m:r>
+                      <w:rPr>
+                        <w:rFonts w:ascii="Cambria Math" w:hAnsi="Cambria Math" w:cs="Times New Roman"/>
                       </w:rPr>
                       <m:t>-0.0343</m:t>
                     </m:r>
@@ -842,8 +812,6 @@
                       <w:rPr>
                         <w:rFonts w:ascii="Cambria Math" w:hAnsi="Cambria Math" w:cs="Times New Roman"/>
                         <w:i/>
-                        <w:sz w:val="28"/>
-                        <w:szCs w:val="28"/>
                       </w:rPr>
                     </m:ctrlPr>
                   </m:e>
@@ -853,8 +821,6 @@
                     <m:r>
                       <w:rPr>
                         <w:rFonts w:ascii="Cambria Math" w:hAnsi="Cambria Math" w:cs="Times New Roman"/>
-                        <w:sz w:val="28"/>
-                        <w:szCs w:val="28"/>
                       </w:rPr>
                       <m:t>-0.0037</m:t>
                     </m:r>
@@ -862,17 +828,13 @@
                       <w:rPr>
                         <w:rFonts w:ascii="Cambria Math" w:hAnsi="Cambria Math" w:cs="Times New Roman"/>
                         <w:i/>
-                        <w:sz w:val="28"/>
-                        <w:szCs w:val="28"/>
-                      </w:rPr>
-                    </m:ctrlPr>
-                  </m:e>
-                  <m:e>
-                    <m:r>
-                      <w:rPr>
-                        <w:rFonts w:ascii="Cambria Math" w:hAnsi="Cambria Math" w:cs="Times New Roman"/>
-                        <w:sz w:val="28"/>
-                        <w:szCs w:val="28"/>
+                      </w:rPr>
+                    </m:ctrlPr>
+                  </m:e>
+                  <m:e>
+                    <m:r>
+                      <w:rPr>
+                        <w:rFonts w:ascii="Cambria Math" w:hAnsi="Cambria Math" w:cs="Times New Roman"/>
                       </w:rPr>
                       <m:t>0.2818</m:t>
                     </m:r>
@@ -880,17 +842,13 @@
                       <w:rPr>
                         <w:rFonts w:ascii="Cambria Math" w:hAnsi="Cambria Math" w:cs="Times New Roman"/>
                         <w:i/>
-                        <w:sz w:val="28"/>
-                        <w:szCs w:val="28"/>
-                      </w:rPr>
-                    </m:ctrlPr>
-                  </m:e>
-                  <m:e>
-                    <m:r>
-                      <w:rPr>
-                        <w:rFonts w:ascii="Cambria Math" w:hAnsi="Cambria Math" w:cs="Times New Roman"/>
-                        <w:sz w:val="28"/>
-                        <w:szCs w:val="28"/>
+                      </w:rPr>
+                    </m:ctrlPr>
+                  </m:e>
+                  <m:e>
+                    <m:r>
+                      <w:rPr>
+                        <w:rFonts w:ascii="Cambria Math" w:hAnsi="Cambria Math" w:cs="Times New Roman"/>
                       </w:rPr>
                       <m:t>-0.0427</m:t>
                     </m:r>
@@ -898,17 +856,13 @@
                       <w:rPr>
                         <w:rFonts w:ascii="Cambria Math" w:hAnsi="Cambria Math" w:cs="Times New Roman"/>
                         <w:i/>
-                        <w:sz w:val="28"/>
-                        <w:szCs w:val="28"/>
-                      </w:rPr>
-                    </m:ctrlPr>
-                  </m:e>
-                  <m:e>
-                    <m:r>
-                      <w:rPr>
-                        <w:rFonts w:ascii="Cambria Math" w:hAnsi="Cambria Math" w:cs="Times New Roman"/>
-                        <w:sz w:val="28"/>
-                        <w:szCs w:val="28"/>
+                      </w:rPr>
+                    </m:ctrlPr>
+                  </m:e>
+                  <m:e>
+                    <m:r>
+                      <w:rPr>
+                        <w:rFonts w:ascii="Cambria Math" w:hAnsi="Cambria Math" w:cs="Times New Roman"/>
                       </w:rPr>
                       <m:t>-0.0675</m:t>
                     </m:r>
@@ -916,17 +870,13 @@
                       <w:rPr>
                         <w:rFonts w:ascii="Cambria Math" w:hAnsi="Cambria Math" w:cs="Times New Roman"/>
                         <w:i/>
-                        <w:sz w:val="28"/>
-                        <w:szCs w:val="28"/>
-                      </w:rPr>
-                    </m:ctrlPr>
-                  </m:e>
-                  <m:e>
-                    <m:r>
-                      <w:rPr>
-                        <w:rFonts w:ascii="Cambria Math" w:hAnsi="Cambria Math" w:cs="Times New Roman"/>
-                        <w:sz w:val="28"/>
-                        <w:szCs w:val="28"/>
+                      </w:rPr>
+                    </m:ctrlPr>
+                  </m:e>
+                  <m:e>
+                    <m:r>
+                      <w:rPr>
+                        <w:rFonts w:ascii="Cambria Math" w:hAnsi="Cambria Math" w:cs="Times New Roman"/>
                       </w:rPr>
                       <m:t>-0.0779</m:t>
                     </m:r>
@@ -934,17 +884,13 @@
                       <w:rPr>
                         <w:rFonts w:ascii="Cambria Math" w:hAnsi="Cambria Math" w:cs="Times New Roman"/>
                         <w:i/>
-                        <w:sz w:val="28"/>
-                        <w:szCs w:val="28"/>
-                      </w:rPr>
-                    </m:ctrlPr>
-                  </m:e>
-                  <m:e>
-                    <m:r>
-                      <w:rPr>
-                        <w:rFonts w:ascii="Cambria Math" w:hAnsi="Cambria Math" w:cs="Times New Roman"/>
-                        <w:sz w:val="28"/>
-                        <w:szCs w:val="28"/>
+                      </w:rPr>
+                    </m:ctrlPr>
+                  </m:e>
+                  <m:e>
+                    <m:r>
+                      <w:rPr>
+                        <w:rFonts w:ascii="Cambria Math" w:hAnsi="Cambria Math" w:cs="Times New Roman"/>
                       </w:rPr>
                       <m:t>-0.0368</m:t>
                     </m:r>
@@ -952,8 +898,6 @@
                       <w:rPr>
                         <w:rFonts w:ascii="Cambria Math" w:hAnsi="Cambria Math" w:cs="Times New Roman"/>
                         <w:i/>
-                        <w:sz w:val="28"/>
-                        <w:szCs w:val="28"/>
                       </w:rPr>
                     </m:ctrlPr>
                   </m:e>
@@ -963,8 +907,6 @@
                     <m:r>
                       <w:rPr>
                         <w:rFonts w:ascii="Cambria Math" w:hAnsi="Cambria Math" w:cs="Times New Roman"/>
-                        <w:sz w:val="28"/>
-                        <w:szCs w:val="28"/>
                       </w:rPr>
                       <m:t>-0.0375</m:t>
                     </m:r>
@@ -972,17 +914,13 @@
                       <w:rPr>
                         <w:rFonts w:ascii="Cambria Math" w:hAnsi="Cambria Math" w:cs="Times New Roman"/>
                         <w:i/>
-                        <w:sz w:val="28"/>
-                        <w:szCs w:val="28"/>
-                      </w:rPr>
-                    </m:ctrlPr>
-                  </m:e>
-                  <m:e>
-                    <m:r>
-                      <w:rPr>
-                        <w:rFonts w:ascii="Cambria Math" w:hAnsi="Cambria Math" w:cs="Times New Roman"/>
-                        <w:sz w:val="28"/>
-                        <w:szCs w:val="28"/>
+                      </w:rPr>
+                    </m:ctrlPr>
+                  </m:e>
+                  <m:e>
+                    <m:r>
+                      <w:rPr>
+                        <w:rFonts w:ascii="Cambria Math" w:hAnsi="Cambria Math" w:cs="Times New Roman"/>
                       </w:rPr>
                       <m:t>-0.0328</m:t>
                     </m:r>
@@ -990,17 +928,13 @@
                       <w:rPr>
                         <w:rFonts w:ascii="Cambria Math" w:hAnsi="Cambria Math" w:cs="Times New Roman"/>
                         <w:i/>
-                        <w:sz w:val="28"/>
-                        <w:szCs w:val="28"/>
-                      </w:rPr>
-                    </m:ctrlPr>
-                  </m:e>
-                  <m:e>
-                    <m:r>
-                      <w:rPr>
-                        <w:rFonts w:ascii="Cambria Math" w:hAnsi="Cambria Math" w:cs="Times New Roman"/>
-                        <w:sz w:val="28"/>
-                        <w:szCs w:val="28"/>
+                      </w:rPr>
+                    </m:ctrlPr>
+                  </m:e>
+                  <m:e>
+                    <m:r>
+                      <w:rPr>
+                        <w:rFonts w:ascii="Cambria Math" w:hAnsi="Cambria Math" w:cs="Times New Roman"/>
                       </w:rPr>
                       <m:t>0.2108</m:t>
                     </m:r>
@@ -1008,17 +942,13 @@
                       <w:rPr>
                         <w:rFonts w:ascii="Cambria Math" w:hAnsi="Cambria Math" w:cs="Times New Roman"/>
                         <w:i/>
-                        <w:sz w:val="28"/>
-                        <w:szCs w:val="28"/>
-                      </w:rPr>
-                    </m:ctrlPr>
-                  </m:e>
-                  <m:e>
-                    <m:r>
-                      <w:rPr>
-                        <w:rFonts w:ascii="Cambria Math" w:hAnsi="Cambria Math" w:cs="Times New Roman"/>
-                        <w:sz w:val="28"/>
-                        <w:szCs w:val="28"/>
+                      </w:rPr>
+                    </m:ctrlPr>
+                  </m:e>
+                  <m:e>
+                    <m:r>
+                      <w:rPr>
+                        <w:rFonts w:ascii="Cambria Math" w:hAnsi="Cambria Math" w:cs="Times New Roman"/>
                       </w:rPr>
                       <m:t>-0.0060</m:t>
                     </m:r>
@@ -1026,17 +956,13 @@
                       <w:rPr>
                         <w:rFonts w:ascii="Cambria Math" w:hAnsi="Cambria Math" w:cs="Times New Roman"/>
                         <w:i/>
-                        <w:sz w:val="28"/>
-                        <w:szCs w:val="28"/>
-                      </w:rPr>
-                    </m:ctrlPr>
-                  </m:e>
-                  <m:e>
-                    <m:r>
-                      <w:rPr>
-                        <w:rFonts w:ascii="Cambria Math" w:hAnsi="Cambria Math" w:cs="Times New Roman"/>
-                        <w:sz w:val="28"/>
-                        <w:szCs w:val="28"/>
+                      </w:rPr>
+                    </m:ctrlPr>
+                  </m:e>
+                  <m:e>
+                    <m:r>
+                      <w:rPr>
+                        <w:rFonts w:ascii="Cambria Math" w:hAnsi="Cambria Math" w:cs="Times New Roman"/>
                       </w:rPr>
                       <m:t>-0.0265</m:t>
                     </m:r>
@@ -1044,17 +970,13 @@
                       <w:rPr>
                         <w:rFonts w:ascii="Cambria Math" w:hAnsi="Cambria Math" w:cs="Times New Roman"/>
                         <w:i/>
-                        <w:sz w:val="28"/>
-                        <w:szCs w:val="28"/>
-                      </w:rPr>
-                    </m:ctrlPr>
-                  </m:e>
-                  <m:e>
-                    <m:r>
-                      <w:rPr>
-                        <w:rFonts w:ascii="Cambria Math" w:hAnsi="Cambria Math" w:cs="Times New Roman"/>
-                        <w:sz w:val="28"/>
-                        <w:szCs w:val="28"/>
+                      </w:rPr>
+                    </m:ctrlPr>
+                  </m:e>
+                  <m:e>
+                    <m:r>
+                      <w:rPr>
+                        <w:rFonts w:ascii="Cambria Math" w:hAnsi="Cambria Math" w:cs="Times New Roman"/>
                       </w:rPr>
                       <m:t>-0.0341</m:t>
                     </m:r>
@@ -1062,8 +984,6 @@
                       <w:rPr>
                         <w:rFonts w:ascii="Cambria Math" w:hAnsi="Cambria Math" w:cs="Times New Roman"/>
                         <w:i/>
-                        <w:sz w:val="28"/>
-                        <w:szCs w:val="28"/>
                       </w:rPr>
                     </m:ctrlPr>
                   </m:e>
@@ -1073,8 +993,6 @@
                     <m:r>
                       <w:rPr>
                         <w:rFonts w:ascii="Cambria Math" w:hAnsi="Cambria Math" w:cs="Times New Roman"/>
-                        <w:sz w:val="28"/>
-                        <w:szCs w:val="28"/>
                       </w:rPr>
                       <m:t>-0.0245</m:t>
                     </m:r>
@@ -1082,17 +1000,13 @@
                       <w:rPr>
                         <w:rFonts w:ascii="Cambria Math" w:hAnsi="Cambria Math" w:cs="Times New Roman"/>
                         <w:i/>
-                        <w:sz w:val="28"/>
-                        <w:szCs w:val="28"/>
-                      </w:rPr>
-                    </m:ctrlPr>
-                  </m:e>
-                  <m:e>
-                    <m:r>
-                      <w:rPr>
-                        <w:rFonts w:ascii="Cambria Math" w:hAnsi="Cambria Math" w:cs="Times New Roman"/>
-                        <w:sz w:val="28"/>
-                        <w:szCs w:val="28"/>
+                      </w:rPr>
+                    </m:ctrlPr>
+                  </m:e>
+                  <m:e>
+                    <m:r>
+                      <w:rPr>
+                        <w:rFonts w:ascii="Cambria Math" w:hAnsi="Cambria Math" w:cs="Times New Roman"/>
                       </w:rPr>
                       <m:t>-0.0777</m:t>
                     </m:r>
@@ -1100,17 +1014,13 @@
                       <w:rPr>
                         <w:rFonts w:ascii="Cambria Math" w:hAnsi="Cambria Math" w:cs="Times New Roman"/>
                         <w:i/>
-                        <w:sz w:val="28"/>
-                        <w:szCs w:val="28"/>
-                      </w:rPr>
-                    </m:ctrlPr>
-                  </m:e>
-                  <m:e>
-                    <m:r>
-                      <w:rPr>
-                        <w:rFonts w:ascii="Cambria Math" w:hAnsi="Cambria Math" w:cs="Times New Roman"/>
-                        <w:sz w:val="28"/>
-                        <w:szCs w:val="28"/>
+                      </w:rPr>
+                    </m:ctrlPr>
+                  </m:e>
+                  <m:e>
+                    <m:r>
+                      <w:rPr>
+                        <w:rFonts w:ascii="Cambria Math" w:hAnsi="Cambria Math" w:cs="Times New Roman"/>
                       </w:rPr>
                       <m:t>-0.0056</m:t>
                     </m:r>
@@ -1118,17 +1028,13 @@
                       <w:rPr>
                         <w:rFonts w:ascii="Cambria Math" w:hAnsi="Cambria Math" w:cs="Times New Roman"/>
                         <w:i/>
-                        <w:sz w:val="28"/>
-                        <w:szCs w:val="28"/>
-                      </w:rPr>
-                    </m:ctrlPr>
-                  </m:e>
-                  <m:e>
-                    <m:r>
-                      <w:rPr>
-                        <w:rFonts w:ascii="Cambria Math" w:hAnsi="Cambria Math" w:cs="Times New Roman"/>
-                        <w:sz w:val="28"/>
-                        <w:szCs w:val="28"/>
+                      </w:rPr>
+                    </m:ctrlPr>
+                  </m:e>
+                  <m:e>
+                    <m:r>
+                      <w:rPr>
+                        <w:rFonts w:ascii="Cambria Math" w:hAnsi="Cambria Math" w:cs="Times New Roman"/>
                       </w:rPr>
                       <m:t>0.2361</m:t>
                     </m:r>
@@ -1136,17 +1042,13 @@
                       <w:rPr>
                         <w:rFonts w:ascii="Cambria Math" w:hAnsi="Cambria Math" w:cs="Times New Roman"/>
                         <w:i/>
-                        <w:sz w:val="28"/>
-                        <w:szCs w:val="28"/>
-                      </w:rPr>
-                    </m:ctrlPr>
-                  </m:e>
-                  <m:e>
-                    <m:r>
-                      <w:rPr>
-                        <w:rFonts w:ascii="Cambria Math" w:hAnsi="Cambria Math" w:cs="Times New Roman"/>
-                        <w:sz w:val="28"/>
-                        <w:szCs w:val="28"/>
+                      </w:rPr>
+                    </m:ctrlPr>
+                  </m:e>
+                  <m:e>
+                    <m:r>
+                      <w:rPr>
+                        <w:rFonts w:ascii="Cambria Math" w:hAnsi="Cambria Math" w:cs="Times New Roman"/>
                       </w:rPr>
                       <m:t>-0.0770</m:t>
                     </m:r>
@@ -1154,17 +1056,13 @@
                       <w:rPr>
                         <w:rFonts w:ascii="Cambria Math" w:hAnsi="Cambria Math" w:cs="Times New Roman"/>
                         <w:i/>
-                        <w:sz w:val="28"/>
-                        <w:szCs w:val="28"/>
-                      </w:rPr>
-                    </m:ctrlPr>
-                  </m:e>
-                  <m:e>
-                    <m:r>
-                      <w:rPr>
-                        <w:rFonts w:ascii="Cambria Math" w:hAnsi="Cambria Math" w:cs="Times New Roman"/>
-                        <w:sz w:val="28"/>
-                        <w:szCs w:val="28"/>
+                      </w:rPr>
+                    </m:ctrlPr>
+                  </m:e>
+                  <m:e>
+                    <m:r>
+                      <w:rPr>
+                        <w:rFonts w:ascii="Cambria Math" w:hAnsi="Cambria Math" w:cs="Times New Roman"/>
                       </w:rPr>
                       <m:t>-0.0241</m:t>
                     </m:r>
@@ -1172,8 +1070,6 @@
                       <w:rPr>
                         <w:rFonts w:ascii="Cambria Math" w:hAnsi="Cambria Math" w:cs="Times New Roman"/>
                         <w:i/>
-                        <w:sz w:val="28"/>
-                        <w:szCs w:val="28"/>
                       </w:rPr>
                     </m:ctrlPr>
                   </m:e>
@@ -1183,8 +1079,6 @@
                     <m:r>
                       <w:rPr>
                         <w:rFonts w:ascii="Cambria Math" w:hAnsi="Cambria Math" w:cs="Times New Roman"/>
-                        <w:sz w:val="28"/>
-                        <w:szCs w:val="28"/>
                       </w:rPr>
                       <m:t>-0.0413</m:t>
                     </m:r>
@@ -1192,17 +1086,13 @@
                       <w:rPr>
                         <w:rFonts w:ascii="Cambria Math" w:hAnsi="Cambria Math" w:cs="Times New Roman"/>
                         <w:i/>
-                        <w:sz w:val="28"/>
-                        <w:szCs w:val="28"/>
-                      </w:rPr>
-                    </m:ctrlPr>
-                  </m:e>
-                  <m:e>
-                    <m:r>
-                      <w:rPr>
-                        <w:rFonts w:ascii="Cambria Math" w:hAnsi="Cambria Math" w:cs="Times New Roman"/>
-                        <w:sz w:val="28"/>
-                        <w:szCs w:val="28"/>
+                      </w:rPr>
+                    </m:ctrlPr>
+                  </m:e>
+                  <m:e>
+                    <m:r>
+                      <w:rPr>
+                        <w:rFonts w:ascii="Cambria Math" w:hAnsi="Cambria Math" w:cs="Times New Roman"/>
                       </w:rPr>
                       <m:t>-0.0760</m:t>
                     </m:r>
@@ -1210,17 +1100,13 @@
                       <w:rPr>
                         <w:rFonts w:ascii="Cambria Math" w:hAnsi="Cambria Math" w:cs="Times New Roman"/>
                         <w:i/>
-                        <w:sz w:val="28"/>
-                        <w:szCs w:val="28"/>
-                      </w:rPr>
-                    </m:ctrlPr>
-                  </m:e>
-                  <m:e>
-                    <m:r>
-                      <w:rPr>
-                        <w:rFonts w:ascii="Cambria Math" w:hAnsi="Cambria Math" w:cs="Times New Roman"/>
-                        <w:sz w:val="28"/>
-                        <w:szCs w:val="28"/>
+                      </w:rPr>
+                    </m:ctrlPr>
+                  </m:e>
+                  <m:e>
+                    <m:r>
+                      <w:rPr>
+                        <w:rFonts w:ascii="Cambria Math" w:hAnsi="Cambria Math" w:cs="Times New Roman"/>
                       </w:rPr>
                       <m:t>-0.0234</m:t>
                     </m:r>
@@ -1228,17 +1114,13 @@
                       <w:rPr>
                         <w:rFonts w:ascii="Cambria Math" w:hAnsi="Cambria Math" w:cs="Times New Roman"/>
                         <w:i/>
-                        <w:sz w:val="28"/>
-                        <w:szCs w:val="28"/>
-                      </w:rPr>
-                    </m:ctrlPr>
-                  </m:e>
-                  <m:e>
-                    <m:r>
-                      <w:rPr>
-                        <w:rFonts w:ascii="Cambria Math" w:hAnsi="Cambria Math" w:cs="Times New Roman"/>
-                        <w:sz w:val="28"/>
-                        <w:szCs w:val="28"/>
+                      </w:rPr>
+                    </m:ctrlPr>
+                  </m:e>
+                  <m:e>
+                    <m:r>
+                      <w:rPr>
+                        <w:rFonts w:ascii="Cambria Math" w:hAnsi="Cambria Math" w:cs="Times New Roman"/>
                       </w:rPr>
                       <m:t>-0.0720</m:t>
                     </m:r>
@@ -1246,17 +1128,13 @@
                       <w:rPr>
                         <w:rFonts w:ascii="Cambria Math" w:hAnsi="Cambria Math" w:cs="Times New Roman"/>
                         <w:i/>
-                        <w:sz w:val="28"/>
-                        <w:szCs w:val="28"/>
-                      </w:rPr>
-                    </m:ctrlPr>
-                  </m:e>
-                  <m:e>
-                    <m:r>
-                      <w:rPr>
-                        <w:rFonts w:ascii="Cambria Math" w:hAnsi="Cambria Math" w:cs="Times New Roman"/>
-                        <w:sz w:val="28"/>
-                        <w:szCs w:val="28"/>
+                      </w:rPr>
+                    </m:ctrlPr>
+                  </m:e>
+                  <m:e>
+                    <m:r>
+                      <w:rPr>
+                        <w:rFonts w:ascii="Cambria Math" w:hAnsi="Cambria Math" w:cs="Times New Roman"/>
                       </w:rPr>
                       <m:t>0.2572</m:t>
                     </m:r>
@@ -1264,17 +1142,13 @@
                       <w:rPr>
                         <w:rFonts w:ascii="Cambria Math" w:hAnsi="Cambria Math" w:cs="Times New Roman"/>
                         <w:i/>
-                        <w:sz w:val="28"/>
-                        <w:szCs w:val="28"/>
-                      </w:rPr>
-                    </m:ctrlPr>
-                  </m:e>
-                  <m:e>
-                    <m:r>
-                      <w:rPr>
-                        <w:rFonts w:ascii="Cambria Math" w:hAnsi="Cambria Math" w:cs="Times New Roman"/>
-                        <w:sz w:val="28"/>
-                        <w:szCs w:val="28"/>
+                      </w:rPr>
+                    </m:ctrlPr>
+                  </m:e>
+                  <m:e>
+                    <m:r>
+                      <w:rPr>
+                        <w:rFonts w:ascii="Cambria Math" w:hAnsi="Cambria Math" w:cs="Times New Roman"/>
                       </w:rPr>
                       <m:t>-0.0045</m:t>
                     </m:r>
@@ -1282,8 +1156,6 @@
                       <w:rPr>
                         <w:rFonts w:ascii="Cambria Math" w:hAnsi="Cambria Math" w:cs="Times New Roman"/>
                         <w:i/>
-                        <w:sz w:val="28"/>
-                        <w:szCs w:val="28"/>
                       </w:rPr>
                     </m:ctrlPr>
                   </m:e>
@@ -1293,8 +1165,6 @@
                     <m:r>
                       <w:rPr>
                         <w:rFonts w:ascii="Cambria Math" w:hAnsi="Cambria Math" w:cs="Times New Roman"/>
-                        <w:sz w:val="28"/>
-                        <w:szCs w:val="28"/>
                       </w:rPr>
                       <m:t>-0.0244</m:t>
                     </m:r>
@@ -1302,17 +1172,13 @@
                       <w:rPr>
                         <w:rFonts w:ascii="Cambria Math" w:hAnsi="Cambria Math" w:cs="Times New Roman"/>
                         <w:i/>
-                        <w:sz w:val="28"/>
-                        <w:szCs w:val="28"/>
-                      </w:rPr>
-                    </m:ctrlPr>
-                  </m:e>
-                  <m:e>
-                    <m:r>
-                      <w:rPr>
-                        <w:rFonts w:ascii="Cambria Math" w:hAnsi="Cambria Math" w:cs="Times New Roman"/>
-                        <w:sz w:val="28"/>
-                        <w:szCs w:val="28"/>
+                      </w:rPr>
+                    </m:ctrlPr>
+                  </m:e>
+                  <m:e>
+                    <m:r>
+                      <w:rPr>
+                        <w:rFonts w:ascii="Cambria Math" w:hAnsi="Cambria Math" w:cs="Times New Roman"/>
                       </w:rPr>
                       <m:t>-0.0330</m:t>
                     </m:r>
@@ -1320,17 +1186,13 @@
                       <w:rPr>
                         <w:rFonts w:ascii="Cambria Math" w:hAnsi="Cambria Math" w:cs="Times New Roman"/>
                         <w:i/>
-                        <w:sz w:val="28"/>
-                        <w:szCs w:val="28"/>
-                      </w:rPr>
-                    </m:ctrlPr>
-                  </m:e>
-                  <m:e>
-                    <m:r>
-                      <w:rPr>
-                        <w:rFonts w:ascii="Cambria Math" w:hAnsi="Cambria Math" w:cs="Times New Roman"/>
-                        <w:sz w:val="28"/>
-                        <w:szCs w:val="28"/>
+                      </w:rPr>
+                    </m:ctrlPr>
+                  </m:e>
+                  <m:e>
+                    <m:r>
+                      <w:rPr>
+                        <w:rFonts w:ascii="Cambria Math" w:hAnsi="Cambria Math" w:cs="Times New Roman"/>
                       </w:rPr>
                       <m:t>-0.0257</m:t>
                     </m:r>
@@ -1338,17 +1200,13 @@
                       <w:rPr>
                         <w:rFonts w:ascii="Cambria Math" w:hAnsi="Cambria Math" w:cs="Times New Roman"/>
                         <w:i/>
-                        <w:sz w:val="28"/>
-                        <w:szCs w:val="28"/>
-                      </w:rPr>
-                    </m:ctrlPr>
-                  </m:e>
-                  <m:e>
-                    <m:r>
-                      <w:rPr>
-                        <w:rFonts w:ascii="Cambria Math" w:hAnsi="Cambria Math" w:cs="Times New Roman"/>
-                        <w:sz w:val="28"/>
-                        <w:szCs w:val="28"/>
+                      </w:rPr>
+                    </m:ctrlPr>
+                  </m:e>
+                  <m:e>
+                    <m:r>
+                      <w:rPr>
+                        <w:rFonts w:ascii="Cambria Math" w:hAnsi="Cambria Math" w:cs="Times New Roman"/>
                       </w:rPr>
                       <m:t>-0.0245</m:t>
                     </m:r>
@@ -1356,17 +1214,13 @@
                       <w:rPr>
                         <w:rFonts w:ascii="Cambria Math" w:hAnsi="Cambria Math" w:cs="Times New Roman"/>
                         <w:i/>
-                        <w:sz w:val="28"/>
-                        <w:szCs w:val="28"/>
-                      </w:rPr>
-                    </m:ctrlPr>
-                  </m:e>
-                  <m:e>
-                    <m:r>
-                      <w:rPr>
-                        <w:rFonts w:ascii="Cambria Math" w:hAnsi="Cambria Math" w:cs="Times New Roman"/>
-                        <w:sz w:val="28"/>
-                        <w:szCs w:val="28"/>
+                      </w:rPr>
+                    </m:ctrlPr>
+                  </m:e>
+                  <m:e>
+                    <m:r>
+                      <w:rPr>
+                        <w:rFonts w:ascii="Cambria Math" w:hAnsi="Cambria Math" w:cs="Times New Roman"/>
                       </w:rPr>
                       <m:t>-0.0030</m:t>
                     </m:r>
@@ -1374,17 +1228,13 @@
                       <w:rPr>
                         <w:rFonts w:ascii="Cambria Math" w:hAnsi="Cambria Math" w:cs="Times New Roman"/>
                         <w:i/>
-                        <w:sz w:val="28"/>
-                        <w:szCs w:val="28"/>
-                      </w:rPr>
-                    </m:ctrlPr>
-                  </m:e>
-                  <m:e>
-                    <m:r>
-                      <w:rPr>
-                        <w:rFonts w:ascii="Cambria Math" w:hAnsi="Cambria Math" w:cs="Times New Roman"/>
-                        <w:sz w:val="28"/>
-                        <w:szCs w:val="28"/>
+                      </w:rPr>
+                    </m:ctrlPr>
+                  </m:e>
+                  <m:e>
+                    <m:r>
+                      <w:rPr>
+                        <w:rFonts w:ascii="Cambria Math" w:hAnsi="Cambria Math" w:cs="Times New Roman"/>
                       </w:rPr>
                       <m:t>0.1845</m:t>
                     </m:r>
@@ -1392,771 +1242,6 @@
                       <w:rPr>
                         <w:rFonts w:ascii="Cambria Math" w:hAnsi="Cambria Math" w:cs="Times New Roman"/>
                         <w:i/>
-                        <w:sz w:val="28"/>
-                        <w:szCs w:val="28"/>
-                      </w:rPr>
-                    </m:ctrlPr>
-                  </m:e>
-                </m:mr>
-              </m:m>
-            </m:e>
-          </m:d>
-        </m:oMath>
-      </m:oMathPara>
-    </w:p>
-    <w:p>
-      <w:pPr>
-        <w:rPr>
-          <w:rFonts w:ascii="Times New Roman" w:hAnsi="Times New Roman" w:cs="Times New Roman"/>
-          <w:sz w:val="28"/>
-          <w:szCs w:val="28"/>
-        </w:rPr>
-      </w:pPr>
-    </w:p>
-    <w:p>
-      <w:pPr>
-        <w:rPr>
-          <w:rFonts w:ascii="Times New Roman" w:hAnsi="Times New Roman" w:cs="Times New Roman"/>
-          <w:sz w:val="28"/>
-          <w:szCs w:val="28"/>
-        </w:rPr>
-      </w:pPr>
-      <m:oMathPara>
-        <m:oMath>
-          <m:sSub>
-            <m:sSubPr>
-              <m:ctrlPr>
-                <w:rPr>
-                  <w:rFonts w:ascii="Cambria Math" w:hAnsi="Cambria Math" w:cs="Times New Roman"/>
-                  <w:i/>
-                  <w:sz w:val="28"/>
-                  <w:szCs w:val="28"/>
-                </w:rPr>
-              </m:ctrlPr>
-            </m:sSubPr>
-            <m:e>
-              <m:r>
-                <m:rPr>
-                  <m:sty m:val="bi"/>
-                </m:rPr>
-                <w:rPr>
-                  <w:rFonts w:ascii="Cambria Math" w:hAnsi="Cambria Math" w:cs="Times New Roman"/>
-                  <w:sz w:val="28"/>
-                  <w:szCs w:val="28"/>
-                </w:rPr>
-                <m:t>k</m:t>
-              </m:r>
-            </m:e>
-            <m:sub>
-              <m:r>
-                <m:rPr>
-                  <m:sty m:val="bi"/>
-                </m:rPr>
-                <w:rPr>
-                  <w:rFonts w:ascii="Cambria Math" w:hAnsi="Cambria Math" w:cs="Times New Roman"/>
-                  <w:sz w:val="28"/>
-                  <w:szCs w:val="28"/>
-                </w:rPr>
-                <m:t>A</m:t>
-              </m:r>
-            </m:sub>
-          </m:sSub>
-          <m:r>
-            <w:rPr>
-              <w:rFonts w:ascii="Cambria Math" w:hAnsi="Cambria Math" w:cs="Times New Roman"/>
-              <w:sz w:val="28"/>
-              <w:szCs w:val="28"/>
-            </w:rPr>
-            <m:t>=</m:t>
-          </m:r>
-          <m:d>
-            <m:dPr>
-              <m:begChr m:val="["/>
-              <m:endChr m:val="]"/>
-              <m:ctrlPr>
-                <w:rPr>
-                  <w:rFonts w:ascii="Cambria Math" w:hAnsi="Cambria Math" w:cs="Times New Roman"/>
-                  <w:i/>
-                  <w:sz w:val="28"/>
-                  <w:szCs w:val="28"/>
-                </w:rPr>
-              </m:ctrlPr>
-            </m:dPr>
-            <m:e>
-              <m:m>
-                <m:mPr>
-                  <m:mcs>
-                    <m:mc>
-                      <m:mcPr>
-                        <m:count m:val="6"/>
-                        <m:mcJc m:val="center"/>
-                      </m:mcPr>
-                    </m:mc>
-                  </m:mcs>
-                  <m:ctrlPr>
-                    <w:rPr>
-                      <w:rFonts w:ascii="Cambria Math" w:eastAsia="Cambria Math" w:hAnsi="Cambria Math" w:cs="Times New Roman"/>
-                      <w:sz w:val="28"/>
-                      <w:szCs w:val="28"/>
-                    </w:rPr>
-                  </m:ctrlPr>
-                </m:mPr>
-                <m:mr>
-                  <m:e>
-                    <m:r>
-                      <w:rPr>
-                        <w:rFonts w:ascii="Cambria Math" w:hAnsi="Cambria Math" w:cs="Times New Roman"/>
-                        <w:sz w:val="28"/>
-                        <w:szCs w:val="28"/>
-                      </w:rPr>
-                      <m:t>0.3618</m:t>
-                    </m:r>
-                    <m:ctrlPr>
-                      <w:rPr>
-                        <w:rFonts w:ascii="Cambria Math" w:hAnsi="Cambria Math" w:cs="Times New Roman"/>
-                        <w:i/>
-                        <w:sz w:val="28"/>
-                        <w:szCs w:val="28"/>
-                      </w:rPr>
-                    </m:ctrlPr>
-                  </m:e>
-                  <m:e>
-                    <m:r>
-                      <w:rPr>
-                        <w:rFonts w:ascii="Cambria Math" w:hAnsi="Cambria Math" w:cs="Times New Roman"/>
-                        <w:sz w:val="28"/>
-                        <w:szCs w:val="28"/>
-                      </w:rPr>
-                      <m:t>0.0000</m:t>
-                    </m:r>
-                    <m:ctrlPr>
-                      <w:rPr>
-                        <w:rFonts w:ascii="Cambria Math" w:hAnsi="Cambria Math" w:cs="Times New Roman"/>
-                        <w:i/>
-                        <w:sz w:val="28"/>
-                        <w:szCs w:val="28"/>
-                      </w:rPr>
-                    </m:ctrlPr>
-                  </m:e>
-                  <m:e>
-                    <m:r>
-                      <w:rPr>
-                        <w:rFonts w:ascii="Cambria Math" w:hAnsi="Cambria Math" w:cs="Times New Roman"/>
-                        <w:sz w:val="28"/>
-                        <w:szCs w:val="28"/>
-                      </w:rPr>
-                      <m:t>0.0000</m:t>
-                    </m:r>
-                    <m:ctrlPr>
-                      <w:rPr>
-                        <w:rFonts w:ascii="Cambria Math" w:hAnsi="Cambria Math" w:cs="Times New Roman"/>
-                        <w:i/>
-                        <w:sz w:val="28"/>
-                        <w:szCs w:val="28"/>
-                      </w:rPr>
-                    </m:ctrlPr>
-                  </m:e>
-                  <m:e>
-                    <m:r>
-                      <w:rPr>
-                        <w:rFonts w:ascii="Cambria Math" w:hAnsi="Cambria Math" w:cs="Times New Roman"/>
-                        <w:sz w:val="28"/>
-                        <w:szCs w:val="28"/>
-                      </w:rPr>
-                      <m:t>0.0000</m:t>
-                    </m:r>
-                    <m:ctrlPr>
-                      <w:rPr>
-                        <w:rFonts w:ascii="Cambria Math" w:hAnsi="Cambria Math" w:cs="Times New Roman"/>
-                        <w:i/>
-                        <w:sz w:val="28"/>
-                        <w:szCs w:val="28"/>
-                      </w:rPr>
-                    </m:ctrlPr>
-                  </m:e>
-                  <m:e>
-                    <m:r>
-                      <w:rPr>
-                        <w:rFonts w:ascii="Cambria Math" w:hAnsi="Cambria Math" w:cs="Times New Roman"/>
-                        <w:sz w:val="28"/>
-                        <w:szCs w:val="28"/>
-                      </w:rPr>
-                      <m:t>0.0000</m:t>
-                    </m:r>
-                    <m:ctrlPr>
-                      <w:rPr>
-                        <w:rFonts w:ascii="Cambria Math" w:hAnsi="Cambria Math" w:cs="Times New Roman"/>
-                        <w:i/>
-                        <w:sz w:val="28"/>
-                        <w:szCs w:val="28"/>
-                      </w:rPr>
-                    </m:ctrlPr>
-                  </m:e>
-                  <m:e>
-                    <m:r>
-                      <w:rPr>
-                        <w:rFonts w:ascii="Cambria Math" w:hAnsi="Cambria Math" w:cs="Times New Roman"/>
-                        <w:sz w:val="28"/>
-                        <w:szCs w:val="28"/>
-                      </w:rPr>
-                      <m:t>0.0000</m:t>
-                    </m:r>
-                    <m:ctrlPr>
-                      <w:rPr>
-                        <w:rFonts w:ascii="Cambria Math" w:hAnsi="Cambria Math" w:cs="Times New Roman"/>
-                        <w:i/>
-                        <w:sz w:val="28"/>
-                        <w:szCs w:val="28"/>
-                      </w:rPr>
-                    </m:ctrlPr>
-                  </m:e>
-                </m:mr>
-                <m:mr>
-                  <m:e>
-                    <m:r>
-                      <w:rPr>
-                        <w:rFonts w:ascii="Cambria Math" w:hAnsi="Cambria Math" w:cs="Times New Roman"/>
-                        <w:sz w:val="28"/>
-                        <w:szCs w:val="28"/>
-                      </w:rPr>
-                      <m:t>0.0000</m:t>
-                    </m:r>
-                    <m:ctrlPr>
-                      <w:rPr>
-                        <w:rFonts w:ascii="Cambria Math" w:hAnsi="Cambria Math" w:cs="Times New Roman"/>
-                        <w:i/>
-                        <w:sz w:val="28"/>
-                        <w:szCs w:val="28"/>
-                      </w:rPr>
-                    </m:ctrlPr>
-                  </m:e>
-                  <m:e>
-                    <m:r>
-                      <w:rPr>
-                        <w:rFonts w:ascii="Cambria Math" w:hAnsi="Cambria Math" w:cs="Times New Roman"/>
-                        <w:sz w:val="28"/>
-                        <w:szCs w:val="28"/>
-                      </w:rPr>
-                      <m:t>0.3614</m:t>
-                    </m:r>
-                    <m:ctrlPr>
-                      <w:rPr>
-                        <w:rFonts w:ascii="Cambria Math" w:hAnsi="Cambria Math" w:cs="Times New Roman"/>
-                        <w:i/>
-                        <w:sz w:val="28"/>
-                        <w:szCs w:val="28"/>
-                      </w:rPr>
-                    </m:ctrlPr>
-                  </m:e>
-                  <m:e>
-                    <m:r>
-                      <w:rPr>
-                        <w:rFonts w:ascii="Cambria Math" w:hAnsi="Cambria Math" w:cs="Times New Roman"/>
-                        <w:sz w:val="28"/>
-                        <w:szCs w:val="28"/>
-                      </w:rPr>
-                      <m:t>0.0000</m:t>
-                    </m:r>
-                    <m:ctrlPr>
-                      <w:rPr>
-                        <w:rFonts w:ascii="Cambria Math" w:hAnsi="Cambria Math" w:cs="Times New Roman"/>
-                        <w:i/>
-                        <w:sz w:val="28"/>
-                        <w:szCs w:val="28"/>
-                      </w:rPr>
-                    </m:ctrlPr>
-                  </m:e>
-                  <m:e>
-                    <m:r>
-                      <w:rPr>
-                        <w:rFonts w:ascii="Cambria Math" w:hAnsi="Cambria Math" w:cs="Times New Roman"/>
-                        <w:sz w:val="28"/>
-                        <w:szCs w:val="28"/>
-                      </w:rPr>
-                      <m:t>0.0000</m:t>
-                    </m:r>
-                    <m:ctrlPr>
-                      <w:rPr>
-                        <w:rFonts w:ascii="Cambria Math" w:hAnsi="Cambria Math" w:cs="Times New Roman"/>
-                        <w:i/>
-                        <w:sz w:val="28"/>
-                        <w:szCs w:val="28"/>
-                      </w:rPr>
-                    </m:ctrlPr>
-                  </m:e>
-                  <m:e>
-                    <m:r>
-                      <w:rPr>
-                        <w:rFonts w:ascii="Cambria Math" w:hAnsi="Cambria Math" w:cs="Times New Roman"/>
-                        <w:sz w:val="28"/>
-                        <w:szCs w:val="28"/>
-                      </w:rPr>
-                      <m:t>0.0000</m:t>
-                    </m:r>
-                    <m:ctrlPr>
-                      <w:rPr>
-                        <w:rFonts w:ascii="Cambria Math" w:hAnsi="Cambria Math" w:cs="Times New Roman"/>
-                        <w:i/>
-                        <w:sz w:val="28"/>
-                        <w:szCs w:val="28"/>
-                      </w:rPr>
-                    </m:ctrlPr>
-                  </m:e>
-                  <m:e>
-                    <m:r>
-                      <w:rPr>
-                        <w:rFonts w:ascii="Cambria Math" w:hAnsi="Cambria Math" w:cs="Times New Roman"/>
-                        <w:sz w:val="28"/>
-                        <w:szCs w:val="28"/>
-                      </w:rPr>
-                      <m:t>0.0000</m:t>
-                    </m:r>
-                    <m:ctrlPr>
-                      <w:rPr>
-                        <w:rFonts w:ascii="Cambria Math" w:hAnsi="Cambria Math" w:cs="Times New Roman"/>
-                        <w:i/>
-                        <w:sz w:val="28"/>
-                        <w:szCs w:val="28"/>
-                      </w:rPr>
-                    </m:ctrlPr>
-                  </m:e>
-                </m:mr>
-                <m:mr>
-                  <m:e>
-                    <m:r>
-                      <w:rPr>
-                        <w:rFonts w:ascii="Cambria Math" w:hAnsi="Cambria Math" w:cs="Times New Roman"/>
-                        <w:sz w:val="28"/>
-                        <w:szCs w:val="28"/>
-                      </w:rPr>
-                      <m:t>0.0000</m:t>
-                    </m:r>
-                    <m:ctrlPr>
-                      <w:rPr>
-                        <w:rFonts w:ascii="Cambria Math" w:hAnsi="Cambria Math" w:cs="Times New Roman"/>
-                        <w:i/>
-                        <w:sz w:val="28"/>
-                        <w:szCs w:val="28"/>
-                      </w:rPr>
-                    </m:ctrlPr>
-                  </m:e>
-                  <m:e>
-                    <m:r>
-                      <w:rPr>
-                        <w:rFonts w:ascii="Cambria Math" w:hAnsi="Cambria Math" w:cs="Times New Roman"/>
-                        <w:sz w:val="28"/>
-                        <w:szCs w:val="28"/>
-                      </w:rPr>
-                      <m:t>0.0000</m:t>
-                    </m:r>
-                    <m:ctrlPr>
-                      <w:rPr>
-                        <w:rFonts w:ascii="Cambria Math" w:hAnsi="Cambria Math" w:cs="Times New Roman"/>
-                        <w:i/>
-                        <w:sz w:val="28"/>
-                        <w:szCs w:val="28"/>
-                      </w:rPr>
-                    </m:ctrlPr>
-                  </m:e>
-                  <m:e>
-                    <m:r>
-                      <w:rPr>
-                        <w:rFonts w:ascii="Cambria Math" w:hAnsi="Cambria Math" w:cs="Times New Roman"/>
-                        <w:sz w:val="28"/>
-                        <w:szCs w:val="28"/>
-                      </w:rPr>
-                      <m:t>0.3536</m:t>
-                    </m:r>
-                    <m:ctrlPr>
-                      <w:rPr>
-                        <w:rFonts w:ascii="Cambria Math" w:hAnsi="Cambria Math" w:cs="Times New Roman"/>
-                        <w:i/>
-                        <w:sz w:val="28"/>
-                        <w:szCs w:val="28"/>
-                      </w:rPr>
-                    </m:ctrlPr>
-                  </m:e>
-                  <m:e>
-                    <m:r>
-                      <w:rPr>
-                        <w:rFonts w:ascii="Cambria Math" w:hAnsi="Cambria Math" w:cs="Times New Roman"/>
-                        <w:sz w:val="28"/>
-                        <w:szCs w:val="28"/>
-                      </w:rPr>
-                      <m:t>0.0000</m:t>
-                    </m:r>
-                    <m:ctrlPr>
-                      <w:rPr>
-                        <w:rFonts w:ascii="Cambria Math" w:hAnsi="Cambria Math" w:cs="Times New Roman"/>
-                        <w:i/>
-                        <w:sz w:val="28"/>
-                        <w:szCs w:val="28"/>
-                      </w:rPr>
-                    </m:ctrlPr>
-                  </m:e>
-                  <m:e>
-                    <m:r>
-                      <w:rPr>
-                        <w:rFonts w:ascii="Cambria Math" w:hAnsi="Cambria Math" w:cs="Times New Roman"/>
-                        <w:sz w:val="28"/>
-                        <w:szCs w:val="28"/>
-                      </w:rPr>
-                      <m:t>0.0000</m:t>
-                    </m:r>
-                    <m:ctrlPr>
-                      <w:rPr>
-                        <w:rFonts w:ascii="Cambria Math" w:hAnsi="Cambria Math" w:cs="Times New Roman"/>
-                        <w:i/>
-                        <w:sz w:val="28"/>
-                        <w:szCs w:val="28"/>
-                      </w:rPr>
-                    </m:ctrlPr>
-                  </m:e>
-                  <m:e>
-                    <m:r>
-                      <w:rPr>
-                        <w:rFonts w:ascii="Cambria Math" w:hAnsi="Cambria Math" w:cs="Times New Roman"/>
-                        <w:sz w:val="28"/>
-                        <w:szCs w:val="28"/>
-                      </w:rPr>
-                      <m:t>0.0000</m:t>
-                    </m:r>
-                    <m:ctrlPr>
-                      <w:rPr>
-                        <w:rFonts w:ascii="Cambria Math" w:hAnsi="Cambria Math" w:cs="Times New Roman"/>
-                        <w:i/>
-                        <w:sz w:val="28"/>
-                        <w:szCs w:val="28"/>
-                      </w:rPr>
-                    </m:ctrlPr>
-                  </m:e>
-                </m:mr>
-                <m:mr>
-                  <m:e>
-                    <m:r>
-                      <w:rPr>
-                        <w:rFonts w:ascii="Cambria Math" w:hAnsi="Cambria Math" w:cs="Times New Roman"/>
-                        <w:sz w:val="28"/>
-                        <w:szCs w:val="28"/>
-                      </w:rPr>
-                      <m:t>0.0000</m:t>
-                    </m:r>
-                    <m:ctrlPr>
-                      <w:rPr>
-                        <w:rFonts w:ascii="Cambria Math" w:hAnsi="Cambria Math" w:cs="Times New Roman"/>
-                        <w:i/>
-                        <w:sz w:val="28"/>
-                        <w:szCs w:val="28"/>
-                      </w:rPr>
-                    </m:ctrlPr>
-                  </m:e>
-                  <m:e>
-                    <m:r>
-                      <w:rPr>
-                        <w:rFonts w:ascii="Cambria Math" w:hAnsi="Cambria Math" w:cs="Times New Roman"/>
-                        <w:sz w:val="28"/>
-                        <w:szCs w:val="28"/>
-                      </w:rPr>
-                      <m:t>0.0000</m:t>
-                    </m:r>
-                    <m:ctrlPr>
-                      <w:rPr>
-                        <w:rFonts w:ascii="Cambria Math" w:hAnsi="Cambria Math" w:cs="Times New Roman"/>
-                        <w:i/>
-                        <w:sz w:val="28"/>
-                        <w:szCs w:val="28"/>
-                      </w:rPr>
-                    </m:ctrlPr>
-                  </m:e>
-                  <m:e>
-                    <m:r>
-                      <w:rPr>
-                        <w:rFonts w:ascii="Cambria Math" w:hAnsi="Cambria Math" w:cs="Times New Roman"/>
-                        <w:sz w:val="28"/>
-                        <w:szCs w:val="28"/>
-                      </w:rPr>
-                      <m:t>0.0000</m:t>
-                    </m:r>
-                    <m:ctrlPr>
-                      <w:rPr>
-                        <w:rFonts w:ascii="Cambria Math" w:hAnsi="Cambria Math" w:cs="Times New Roman"/>
-                        <w:i/>
-                        <w:sz w:val="28"/>
-                        <w:szCs w:val="28"/>
-                      </w:rPr>
-                    </m:ctrlPr>
-                  </m:e>
-                  <m:e>
-                    <m:r>
-                      <w:rPr>
-                        <w:rFonts w:ascii="Cambria Math" w:hAnsi="Cambria Math" w:cs="Times New Roman"/>
-                        <w:sz w:val="28"/>
-                        <w:szCs w:val="28"/>
-                      </w:rPr>
-                      <m:t>0.3532</m:t>
-                    </m:r>
-                    <m:ctrlPr>
-                      <w:rPr>
-                        <w:rFonts w:ascii="Cambria Math" w:hAnsi="Cambria Math" w:cs="Times New Roman"/>
-                        <w:i/>
-                        <w:sz w:val="28"/>
-                        <w:szCs w:val="28"/>
-                      </w:rPr>
-                    </m:ctrlPr>
-                  </m:e>
-                  <m:e>
-                    <m:r>
-                      <w:rPr>
-                        <w:rFonts w:ascii="Cambria Math" w:hAnsi="Cambria Math" w:cs="Times New Roman"/>
-                        <w:sz w:val="28"/>
-                        <w:szCs w:val="28"/>
-                      </w:rPr>
-                      <m:t>0.0000</m:t>
-                    </m:r>
-                    <m:ctrlPr>
-                      <w:rPr>
-                        <w:rFonts w:ascii="Cambria Math" w:hAnsi="Cambria Math" w:cs="Times New Roman"/>
-                        <w:i/>
-                        <w:sz w:val="28"/>
-                        <w:szCs w:val="28"/>
-                      </w:rPr>
-                    </m:ctrlPr>
-                  </m:e>
-                  <m:e>
-                    <m:r>
-                      <w:rPr>
-                        <w:rFonts w:ascii="Cambria Math" w:hAnsi="Cambria Math" w:cs="Times New Roman"/>
-                        <w:sz w:val="28"/>
-                        <w:szCs w:val="28"/>
-                      </w:rPr>
-                      <m:t>0.0000</m:t>
-                    </m:r>
-                    <m:ctrlPr>
-                      <w:rPr>
-                        <w:rFonts w:ascii="Cambria Math" w:hAnsi="Cambria Math" w:cs="Times New Roman"/>
-                        <w:i/>
-                        <w:sz w:val="28"/>
-                        <w:szCs w:val="28"/>
-                      </w:rPr>
-                    </m:ctrlPr>
-                  </m:e>
-                </m:mr>
-                <m:mr>
-                  <m:e>
-                    <m:r>
-                      <w:rPr>
-                        <w:rFonts w:ascii="Cambria Math" w:hAnsi="Cambria Math" w:cs="Times New Roman"/>
-                        <w:sz w:val="28"/>
-                        <w:szCs w:val="28"/>
-                      </w:rPr>
-                      <m:t>0.0000</m:t>
-                    </m:r>
-                    <m:ctrlPr>
-                      <w:rPr>
-                        <w:rFonts w:ascii="Cambria Math" w:hAnsi="Cambria Math" w:cs="Times New Roman"/>
-                        <w:i/>
-                        <w:sz w:val="28"/>
-                        <w:szCs w:val="28"/>
-                      </w:rPr>
-                    </m:ctrlPr>
-                  </m:e>
-                  <m:e>
-                    <m:r>
-                      <w:rPr>
-                        <w:rFonts w:ascii="Cambria Math" w:hAnsi="Cambria Math" w:cs="Times New Roman"/>
-                        <w:sz w:val="28"/>
-                        <w:szCs w:val="28"/>
-                      </w:rPr>
-                      <m:t>0.0000</m:t>
-                    </m:r>
-                    <m:ctrlPr>
-                      <w:rPr>
-                        <w:rFonts w:ascii="Cambria Math" w:hAnsi="Cambria Math" w:cs="Times New Roman"/>
-                        <w:i/>
-                        <w:sz w:val="28"/>
-                        <w:szCs w:val="28"/>
-                      </w:rPr>
-                    </m:ctrlPr>
-                  </m:e>
-                  <m:e>
-                    <m:r>
-                      <w:rPr>
-                        <w:rFonts w:ascii="Cambria Math" w:hAnsi="Cambria Math" w:cs="Times New Roman"/>
-                        <w:sz w:val="28"/>
-                        <w:szCs w:val="28"/>
-                      </w:rPr>
-                      <m:t>0.0000</m:t>
-                    </m:r>
-                    <m:ctrlPr>
-                      <w:rPr>
-                        <w:rFonts w:ascii="Cambria Math" w:hAnsi="Cambria Math" w:cs="Times New Roman"/>
-                        <w:i/>
-                        <w:sz w:val="28"/>
-                        <w:szCs w:val="28"/>
-                      </w:rPr>
-                    </m:ctrlPr>
-                  </m:e>
-                  <m:e>
-                    <m:r>
-                      <w:rPr>
-                        <w:rFonts w:ascii="Cambria Math" w:hAnsi="Cambria Math" w:cs="Times New Roman"/>
-                        <w:sz w:val="28"/>
-                        <w:szCs w:val="28"/>
-                      </w:rPr>
-                      <m:t>0.0000</m:t>
-                    </m:r>
-                    <m:ctrlPr>
-                      <w:rPr>
-                        <w:rFonts w:ascii="Cambria Math" w:hAnsi="Cambria Math" w:cs="Times New Roman"/>
-                        <w:i/>
-                        <w:sz w:val="28"/>
-                        <w:szCs w:val="28"/>
-                      </w:rPr>
-                    </m:ctrlPr>
-                  </m:e>
-                  <m:e>
-                    <m:r>
-                      <w:rPr>
-                        <w:rFonts w:ascii="Cambria Math" w:hAnsi="Cambria Math" w:cs="Times New Roman"/>
-                        <w:sz w:val="28"/>
-                        <w:szCs w:val="28"/>
-                      </w:rPr>
-                      <m:t>0.3573</m:t>
-                    </m:r>
-                    <m:ctrlPr>
-                      <w:rPr>
-                        <w:rFonts w:ascii="Cambria Math" w:hAnsi="Cambria Math" w:cs="Times New Roman"/>
-                        <w:i/>
-                        <w:sz w:val="28"/>
-                        <w:szCs w:val="28"/>
-                      </w:rPr>
-                    </m:ctrlPr>
-                  </m:e>
-                  <m:e>
-                    <m:r>
-                      <w:rPr>
-                        <w:rFonts w:ascii="Cambria Math" w:hAnsi="Cambria Math" w:cs="Times New Roman"/>
-                        <w:sz w:val="28"/>
-                        <w:szCs w:val="28"/>
-                      </w:rPr>
-                      <m:t>0.0000</m:t>
-                    </m:r>
-                    <m:ctrlPr>
-                      <w:rPr>
-                        <w:rFonts w:ascii="Cambria Math" w:hAnsi="Cambria Math" w:cs="Times New Roman"/>
-                        <w:i/>
-                        <w:sz w:val="28"/>
-                        <w:szCs w:val="28"/>
-                      </w:rPr>
-                    </m:ctrlPr>
-                  </m:e>
-                </m:mr>
-                <m:mr>
-                  <m:e>
-                    <m:r>
-                      <w:rPr>
-                        <w:rFonts w:ascii="Cambria Math" w:hAnsi="Cambria Math" w:cs="Times New Roman"/>
-                        <w:sz w:val="28"/>
-                        <w:szCs w:val="28"/>
-                      </w:rPr>
-                      <m:t>0.0000</m:t>
-                    </m:r>
-                    <m:ctrlPr>
-                      <w:rPr>
-                        <w:rFonts w:ascii="Cambria Math" w:hAnsi="Cambria Math" w:cs="Times New Roman"/>
-                        <w:i/>
-                        <w:sz w:val="28"/>
-                        <w:szCs w:val="28"/>
-                      </w:rPr>
-                    </m:ctrlPr>
-                  </m:e>
-                  <m:e>
-                    <m:r>
-                      <w:rPr>
-                        <w:rFonts w:ascii="Cambria Math" w:hAnsi="Cambria Math" w:cs="Times New Roman"/>
-                        <w:sz w:val="28"/>
-                        <w:szCs w:val="28"/>
-                      </w:rPr>
-                      <m:t>0.0000</m:t>
-                    </m:r>
-                    <m:ctrlPr>
-                      <w:rPr>
-                        <w:rFonts w:ascii="Cambria Math" w:hAnsi="Cambria Math" w:cs="Times New Roman"/>
-                        <w:i/>
-                        <w:sz w:val="28"/>
-                        <w:szCs w:val="28"/>
-                      </w:rPr>
-                    </m:ctrlPr>
-                  </m:e>
-                  <m:e>
-                    <m:r>
-                      <w:rPr>
-                        <w:rFonts w:ascii="Cambria Math" w:hAnsi="Cambria Math" w:cs="Times New Roman"/>
-                        <w:sz w:val="28"/>
-                        <w:szCs w:val="28"/>
-                      </w:rPr>
-                      <m:t>0.0000</m:t>
-                    </m:r>
-                    <m:ctrlPr>
-                      <w:rPr>
-                        <w:rFonts w:ascii="Cambria Math" w:hAnsi="Cambria Math" w:cs="Times New Roman"/>
-                        <w:i/>
-                        <w:sz w:val="28"/>
-                        <w:szCs w:val="28"/>
-                      </w:rPr>
-                    </m:ctrlPr>
-                  </m:e>
-                  <m:e>
-                    <m:r>
-                      <w:rPr>
-                        <w:rFonts w:ascii="Cambria Math" w:hAnsi="Cambria Math" w:cs="Times New Roman"/>
-                        <w:sz w:val="28"/>
-                        <w:szCs w:val="28"/>
-                      </w:rPr>
-                      <m:t>0.0000</m:t>
-                    </m:r>
-                    <m:ctrlPr>
-                      <w:rPr>
-                        <w:rFonts w:ascii="Cambria Math" w:hAnsi="Cambria Math" w:cs="Times New Roman"/>
-                        <w:i/>
-                        <w:sz w:val="28"/>
-                        <w:szCs w:val="28"/>
-                      </w:rPr>
-                    </m:ctrlPr>
-                  </m:e>
-                  <m:e>
-                    <m:r>
-                      <w:rPr>
-                        <w:rFonts w:ascii="Cambria Math" w:hAnsi="Cambria Math" w:cs="Times New Roman"/>
-                        <w:sz w:val="28"/>
-                        <w:szCs w:val="28"/>
-                      </w:rPr>
-                      <m:t>0.0000</m:t>
-                    </m:r>
-                    <m:ctrlPr>
-                      <w:rPr>
-                        <w:rFonts w:ascii="Cambria Math" w:hAnsi="Cambria Math" w:cs="Times New Roman"/>
-                        <w:i/>
-                        <w:sz w:val="28"/>
-                        <w:szCs w:val="28"/>
-                      </w:rPr>
-                    </m:ctrlPr>
-                  </m:e>
-                  <m:e>
-                    <m:r>
-                      <w:rPr>
-                        <w:rFonts w:ascii="Cambria Math" w:hAnsi="Cambria Math" w:cs="Times New Roman"/>
-                        <w:sz w:val="28"/>
-                        <w:szCs w:val="28"/>
-                      </w:rPr>
-                      <m:t>0.3610</m:t>
-                    </m:r>
-                    <m:ctrlPr>
-                      <w:rPr>
-                        <w:rFonts w:ascii="Cambria Math" w:hAnsi="Cambria Math" w:cs="Times New Roman"/>
-                        <w:i/>
-                        <w:sz w:val="28"/>
-                        <w:szCs w:val="28"/>
                       </w:rPr>
                     </m:ctrlPr>
                   </m:e>
@@ -2175,6 +1260,56 @@
     </w:sectPr>
   </w:body>
 </w:document>
+</file>
+
+<file path=word/endnotes.xml><?xml version="1.0" encoding="utf-8"?>
+<w:endnotes xmlns:wpc="http://schemas.microsoft.com/office/word/2010/wordprocessingCanvas" xmlns:cx="http://schemas.microsoft.com/office/drawing/2014/chartex" xmlns:cx1="http://schemas.microsoft.com/office/drawing/2015/9/8/chartex" xmlns:cx2="http://schemas.microsoft.com/office/drawing/2015/10/21/chartex" xmlns:cx3="http://schemas.microsoft.com/office/drawing/2016/5/9/chartex" xmlns:cx4="http://schemas.microsoft.com/office/drawing/2016/5/10/chartex" xmlns:cx5="http://schemas.microsoft.com/office/drawing/2016/5/11/chartex" xmlns:cx6="http://schemas.microsoft.com/office/drawing/2016/5/12/chartex" xmlns:cx7="http://schemas.microsoft.com/office/drawing/2016/5/13/chartex" xmlns:cx8="http://schemas.microsoft.com/office/drawing/2016/5/14/chartex" xmlns:mc="http://schemas.openxmlformats.org/markup-compatibility/2006" xmlns:aink="http://schemas.microsoft.com/office/drawing/2016/ink" xmlns:am3d="http://schemas.microsoft.com/office/drawing/2017/model3d" xmlns:o="urn:schemas-microsoft-com:office:office" xmlns:oel="http://schemas.microsoft.com/office/2019/extlst" xmlns:r="http://schemas.openxmlformats.org/officeDocument/2006/relationships" xmlns:m="http://schemas.openxmlformats.org/officeDocument/2006/math" xmlns:v="urn:schemas-microsoft-com:vml" xmlns:wp14="http://schemas.microsoft.com/office/word/2010/wordprocessingDrawing" xmlns:wp="http://schemas.openxmlformats.org/drawingml/2006/wordprocessingDrawing" xmlns:w10="urn:schemas-microsoft-com:office:word" xmlns:w="http://schemas.openxmlformats.org/wordprocessingml/2006/main" xmlns:w14="http://schemas.microsoft.com/office/word/2010/wordml" xmlns:w15="http://schemas.microsoft.com/office/word/2012/wordml" xmlns:w16cex="http://schemas.microsoft.com/office/word/2018/wordml/cex" xmlns:w16cid="http://schemas.microsoft.com/office/word/2016/wordml/cid" xmlns:w16="http://schemas.microsoft.com/office/word/2018/wordml" xmlns:w16du="http://schemas.microsoft.com/office/word/2023/wordml/word16du" xmlns:w16sdtdh="http://schemas.microsoft.com/office/word/2020/wordml/sdtdatahash" xmlns:w16sdtfl="http://schemas.microsoft.com/office/word/2024/wordml/sdtformatlock" xmlns:w16se="http://schemas.microsoft.com/office/word/2015/wordml/symex" xmlns:wpg="http://schemas.microsoft.com/office/word/2010/wordprocessingGroup" xmlns:wpi="http://schemas.microsoft.com/office/word/2010/wordprocessingInk" xmlns:wne="http://schemas.microsoft.com/office/word/2006/wordml" xmlns:wps="http://schemas.microsoft.com/office/word/2010/wordprocessingShape" mc:Ignorable="w14 w15 w16se w16cid w16 w16cex w16sdtdh w16sdtfl w16du wp14">
+  <w:endnote w:type="separator" w:id="-1">
+    <w:p>
+      <w:pPr>
+        <w:spacing w:after="0" w:line="240" w:lineRule="auto"/>
+      </w:pPr>
+      <w:r>
+        <w:separator/>
+      </w:r>
+    </w:p>
+  </w:endnote>
+  <w:endnote w:type="continuationSeparator" w:id="0">
+    <w:p>
+      <w:pPr>
+        <w:spacing w:after="0" w:line="240" w:lineRule="auto"/>
+      </w:pPr>
+      <w:r>
+        <w:continuationSeparator/>
+      </w:r>
+    </w:p>
+  </w:endnote>
+</w:endnotes>
+</file>
+
+<file path=word/footnotes.xml><?xml version="1.0" encoding="utf-8"?>
+<w:footnotes xmlns:wpc="http://schemas.microsoft.com/office/word/2010/wordprocessingCanvas" xmlns:cx="http://schemas.microsoft.com/office/drawing/2014/chartex" xmlns:cx1="http://schemas.microsoft.com/office/drawing/2015/9/8/chartex" xmlns:cx2="http://schemas.microsoft.com/office/drawing/2015/10/21/chartex" xmlns:cx3="http://schemas.microsoft.com/office/drawing/2016/5/9/chartex" xmlns:cx4="http://schemas.microsoft.com/office/drawing/2016/5/10/chartex" xmlns:cx5="http://schemas.microsoft.com/office/drawing/2016/5/11/chartex" xmlns:cx6="http://schemas.microsoft.com/office/drawing/2016/5/12/chartex" xmlns:cx7="http://schemas.microsoft.com/office/drawing/2016/5/13/chartex" xmlns:cx8="http://schemas.microsoft.com/office/drawing/2016/5/14/chartex" xmlns:mc="http://schemas.openxmlformats.org/markup-compatibility/2006" xmlns:aink="http://schemas.microsoft.com/office/drawing/2016/ink" xmlns:am3d="http://schemas.microsoft.com/office/drawing/2017/model3d" xmlns:o="urn:schemas-microsoft-com:office:office" xmlns:oel="http://schemas.microsoft.com/office/2019/extlst" xmlns:r="http://schemas.openxmlformats.org/officeDocument/2006/relationships" xmlns:m="http://schemas.openxmlformats.org/officeDocument/2006/math" xmlns:v="urn:schemas-microsoft-com:vml" xmlns:wp14="http://schemas.microsoft.com/office/word/2010/wordprocessingDrawing" xmlns:wp="http://schemas.openxmlformats.org/drawingml/2006/wordprocessingDrawing" xmlns:w10="urn:schemas-microsoft-com:office:word" xmlns:w="http://schemas.openxmlformats.org/wordprocessingml/2006/main" xmlns:w14="http://schemas.microsoft.com/office/word/2010/wordml" xmlns:w15="http://schemas.microsoft.com/office/word/2012/wordml" xmlns:w16cex="http://schemas.microsoft.com/office/word/2018/wordml/cex" xmlns:w16cid="http://schemas.microsoft.com/office/word/2016/wordml/cid" xmlns:w16="http://schemas.microsoft.com/office/word/2018/wordml" xmlns:w16du="http://schemas.microsoft.com/office/word/2023/wordml/word16du" xmlns:w16sdtdh="http://schemas.microsoft.com/office/word/2020/wordml/sdtdatahash" xmlns:w16sdtfl="http://schemas.microsoft.com/office/word/2024/wordml/sdtformatlock" xmlns:w16se="http://schemas.microsoft.com/office/word/2015/wordml/symex" xmlns:wpg="http://schemas.microsoft.com/office/word/2010/wordprocessingGroup" xmlns:wpi="http://schemas.microsoft.com/office/word/2010/wordprocessingInk" xmlns:wne="http://schemas.microsoft.com/office/word/2006/wordml" xmlns:wps="http://schemas.microsoft.com/office/word/2010/wordprocessingShape" mc:Ignorable="w14 w15 w16se w16cid w16 w16cex w16sdtdh w16sdtfl w16du wp14">
+  <w:footnote w:type="separator" w:id="-1">
+    <w:p>
+      <w:pPr>
+        <w:spacing w:after="0" w:line="240" w:lineRule="auto"/>
+      </w:pPr>
+      <w:r>
+        <w:separator/>
+      </w:r>
+    </w:p>
+  </w:footnote>
+  <w:footnote w:type="continuationSeparator" w:id="0">
+    <w:p>
+      <w:pPr>
+        <w:spacing w:after="0" w:line="240" w:lineRule="auto"/>
+      </w:pPr>
+      <w:r>
+        <w:continuationSeparator/>
+      </w:r>
+    </w:p>
+  </w:footnote>
+</w:footnotes>
 </file>
 
 <file path=word/styles.xml><?xml version="1.0" encoding="utf-8"?>
@@ -3104,6 +2239,66 @@
       <w:color w:val="666666"/>
     </w:rPr>
   </w:style>
+  <w:style w:type="paragraph" w:styleId="af">
+    <w:name w:val="header"/>
+    <w:basedOn w:val="a"/>
+    <w:link w:val="af0"/>
+    <w:uiPriority w:val="99"/>
+    <w:unhideWhenUsed/>
+    <w:rsid w:val="00F956CF"/>
+    <w:pPr>
+      <w:tabs>
+        <w:tab w:val="center" w:pos="4153"/>
+        <w:tab w:val="right" w:pos="8306"/>
+      </w:tabs>
+      <w:snapToGrid w:val="0"/>
+    </w:pPr>
+    <w:rPr>
+      <w:sz w:val="20"/>
+      <w:szCs w:val="20"/>
+    </w:rPr>
+  </w:style>
+  <w:style w:type="character" w:customStyle="1" w:styleId="af0">
+    <w:name w:val="頁首 字元"/>
+    <w:basedOn w:val="a0"/>
+    <w:link w:val="af"/>
+    <w:uiPriority w:val="99"/>
+    <w:rsid w:val="00F956CF"/>
+    <w:rPr>
+      <w:sz w:val="20"/>
+      <w:szCs w:val="20"/>
+    </w:rPr>
+  </w:style>
+  <w:style w:type="paragraph" w:styleId="af1">
+    <w:name w:val="footer"/>
+    <w:basedOn w:val="a"/>
+    <w:link w:val="af2"/>
+    <w:uiPriority w:val="99"/>
+    <w:unhideWhenUsed/>
+    <w:rsid w:val="00F956CF"/>
+    <w:pPr>
+      <w:tabs>
+        <w:tab w:val="center" w:pos="4153"/>
+        <w:tab w:val="right" w:pos="8306"/>
+      </w:tabs>
+      <w:snapToGrid w:val="0"/>
+    </w:pPr>
+    <w:rPr>
+      <w:sz w:val="20"/>
+      <w:szCs w:val="20"/>
+    </w:rPr>
+  </w:style>
+  <w:style w:type="character" w:customStyle="1" w:styleId="af2">
+    <w:name w:val="頁尾 字元"/>
+    <w:basedOn w:val="a0"/>
+    <w:link w:val="af1"/>
+    <w:uiPriority w:val="99"/>
+    <w:rsid w:val="00F956CF"/>
+    <w:rPr>
+      <w:sz w:val="20"/>
+      <w:szCs w:val="20"/>
+    </w:rPr>
+  </w:style>
 </w:styles>
 </file>
 
